--- a/courts/eighth-circuit/missouri/state/court-of-appeals-western-district/amicus-brief/usage/OUTPUT-amicus-brief.docx
+++ b/courts/eighth-circuit/missouri/state/court-of-appeals-western-district/amicus-brief/usage/OUTPUT-amicus-brief.docx
@@ -10633,19 +10633,13 @@
         <w:t xml:space="preserve"> </w:t>
       </w:r>
       <w:r>
-        <w:t xml:space="preserve">“because of such individual’s . . . sex[.]”</w:t>
-      </w:r>
-      <w:r>
-        <w:t xml:space="preserve"> </w:t>
-      </w:r>
-      <w:r>
-        <w:t xml:space="preserve">42 U.S.C. § 2000e</w:t>
-      </w:r>
-      <w:r>
-        <w:noBreakHyphen/>
-      </w:r>
-      <w:r>
-        <w:t xml:space="preserve">2(a)⁠(1);</w:t>
+        <w:t xml:space="preserve">“because of such individual’s . . . sex[.]”</w:t>
+      </w:r>
+      <w:r>
+        <w:t xml:space="preserve"> </w:t>
+      </w:r>
+      <w:r>
+        <w:t xml:space="preserve">42 U.S.C. § 2000e-⁠2(a)⁠(1);</w:t>
       </w:r>
       <w:r>
         <w:t xml:space="preserve"> </w:t>
@@ -11517,7 +11511,7 @@
         <w:t xml:space="preserve"> </w:t>
       </w:r>
       <w:r>
-        <w:t xml:space="preserve">“employers who discriminate against men because they . . . act femininely, are also engaging in sex discrimination, because the discrimination would not occur but for the victim’s sex”</w:t>
+        <w:t xml:space="preserve">“employers who discriminate against men because they . . . act femininely, are also engaging in sex discrimination, because the discrimination would not occur but for the victim’s sex”</w:t>
       </w:r>
       <w:r>
         <w:t xml:space="preserve">);</w:t>
@@ -14565,7 +14559,7 @@
         <w:t xml:space="preserve"> </w:t>
       </w:r>
       <w:r>
-        <w:t xml:space="preserve">http://www.eeoc.gov/​eeoc/​plan/​sep.cfm, at section III.B.3. The agency’s publication on its website of its federal sector rulings serves to educate employers and employees regarding Title VII’s coverage of certain claims of sexual orientation discrimination.</w:t>
+        <w:t xml:space="preserve">http://​www.​eeoc.​gov/​eeoc/​plan/​sep.​cfm, at section III.B.3. The agency’s publication on its website of its federal sector rulings serves to educate employers and employees regarding Title VII’s coverage of certain claims of sexual orientation discrimination.</w:t>
       </w:r>
       <w:r>
         <w:t xml:space="preserve"> </w:t>
@@ -14609,7 +14603,7 @@
         <w:t xml:space="preserve"> </w:t>
       </w:r>
       <w:r>
-        <w:t xml:space="preserve">http://www.eeoc.gov/​federal/​directives/​lgbt complaint processing.cfm. Finally, the EEOC has reached out specifically to encourage lesbian, gay, bisexual and transgender victims of employment discrimination to report it to the EEOC, because of its coverage under Title VII.</w:t>
+        <w:t xml:space="preserve">http://​www.​eeoc.​gov/​federal/​directives/​lgbt complaint processing.cfm. Finally, the EEOC has reached out specifically to encourage lesbian, gay, bisexual and transgender victims of employment discrimination to report it to the EEOC, because of its coverage under Title VII.</w:t>
       </w:r>
       <w:r>
         <w:t xml:space="preserve"> </w:t>
@@ -14653,7 +14647,7 @@
         <w:t xml:space="preserve"> </w:t>
       </w:r>
       <w:r>
-        <w:t xml:space="preserve">http://www.eeoc.gov/​eeoc/​publications/​brochure-gender_stereotyping.cfm;</w:t>
+        <w:t xml:space="preserve">http://​www.​eeoc.​gov/​eeoc/​publications/​brochure-​gender_stereotyping.​cfm;</w:t>
       </w:r>
       <w:r>
         <w:t xml:space="preserve"> </w:t>
@@ -14691,7 +14685,7 @@
         <w:t xml:space="preserve"> </w:t>
       </w:r>
       <w:r>
-        <w:t xml:space="preserve">https://s3.amazonaws.com/​s3.documentcloud.org/​documents/1670449/​eeoc-lgbt-field-guidance.pdf (advising that complaints of discrimination based on transgender status, gender identity, or sexual orientation</w:t>
+        <w:t xml:space="preserve">https://​s3.​amazonaws.​com/​s3.​documentcloud.​org/​documents/​1670449/​eeoc-​lgbt-​field-​guidance.​pdf (advising that complaints of discrimination based on transgender status, gender identity, or sexual orientation</w:t>
       </w:r>
       <w:r>
         <w:t xml:space="preserve"> </w:t>
@@ -14748,7 +14742,7 @@
         <w:t xml:space="preserve"> </w:t>
       </w:r>
       <w:r>
-        <w:t xml:space="preserve">http://www.eeoc.gov/​eeoc/​publications/​brochure-gender_stereotyping.cfm, when evaluating the question of whether the MHRA protects lesbians and gay men from impermissible sex discrimination.</w:t>
+        <w:t xml:space="preserve">http://​www.​eeoc.​gov/​eeoc/​publications/​brochure-​gender_stereotyping.​cfm, when evaluating the question of whether the MHRA protects lesbians and gay men from impermissible sex discrimination.</w:t>
       </w:r>
     </w:p>
     <w:p>
@@ -16392,7 +16386,7 @@
         <w:t xml:space="preserve"> </w:t>
       </w:r>
       <w:r>
-        <w:t xml:space="preserve">“[i]t shall be an unlawful employment practice … [f]or an employer . . . to discriminate against any individual with respect to his compensation, terms, conditions, or privileges of employment, because of such individual’s race, color, religion, national origin, sex, ancestry, age or disability[.]”</w:t>
+        <w:t xml:space="preserve">“[i]t shall be an unlawful employment practice … [f]or an employer . . . to discriminate against any individual with respect to his compensation, terms, conditions, or privileges of employment, because of such individual’s race, color, religion, national origin, sex, ancestry, age or disability[.]”</w:t>
       </w:r>
       <w:r>
         <w:t xml:space="preserve"> </w:t>
@@ -16410,19 +16404,13 @@
         <w:t xml:space="preserve"> </w:t>
       </w:r>
       <w:r>
-        <w:t xml:space="preserve">“[i]t shall be an unlawful employment practice for an employer . . . to discriminate against any individual with respect to his compensation, terms, conditions, or privileges of employment, because of such individual’s race, color, religion, sex, or national origin[.]”</w:t>
-      </w:r>
-      <w:r>
-        <w:t xml:space="preserve"> </w:t>
-      </w:r>
-      <w:r>
-        <w:t xml:space="preserve">42 U.S.C. § 2000e</w:t>
-      </w:r>
-      <w:r>
-        <w:noBreakHyphen/>
-      </w:r>
-      <w:r>
-        <w:t xml:space="preserve">2(a)⁠(1).</w:t>
+        <w:t xml:space="preserve">“[i]t shall be an unlawful employment practice for an employer . . . to discriminate against any individual with respect to his compensation, terms, conditions, or privileges of employment, because of such individual’s race, color, religion, sex, or national origin[.]”</w:t>
+      </w:r>
+      <w:r>
+        <w:t xml:space="preserve"> </w:t>
+      </w:r>
+      <w:r>
+        <w:t xml:space="preserve">42 U.S.C. § 2000e-⁠2(a)⁠(1).</w:t>
       </w:r>
     </w:p>
   </w:footnote>
@@ -16674,7 +16662,7 @@
         <w:t xml:space="preserve"> </w:t>
       </w:r>
       <w:r>
-        <w:t xml:space="preserve">http://www.apa.org/​topics/​lgbt/​orientation.aspx.</w:t>
+        <w:t xml:space="preserve">http://​www.​apa.​org/​topics/​lgbt/​orientation.​aspx.</w:t>
       </w:r>
     </w:p>
   </w:footnote>
@@ -17416,6 +17404,7 @@
     <w:unhideWhenUsed/>
     <w:qFormat/>
     <w:pPr>
+      <w:keepLines/>
       <w:spacing w:before="0" w:after="140" w:line="299" w:lineRule="exact"/>
     </w:pPr>
     <w:rPr>
@@ -17666,6 +17655,33 @@
     <w:pPr>
       <w:spacing w:before="0" w:after="0" w:line="299" w:lineRule="exact"/>
       <w:ind w:left="2160" w:hanging="720"/>
+    </w:pPr>
+  </w:style>
+  <w:style w:type="paragraph" w:customStyle="1" w:styleId="XdQuoteList1">
+    <w:name w:val="Xd Quote List 1"/>
+    <w:basedOn w:val="Normal"/>
+    <w:qFormat/>
+    <w:pPr>
+      <w:spacing w:before="0" w:after="0" w:line="299" w:lineRule="exact"/>
+      <w:ind w:left="1440" w:right="720" w:hanging="720"/>
+    </w:pPr>
+  </w:style>
+  <w:style w:type="paragraph" w:customStyle="1" w:styleId="XdQuoteList2">
+    <w:name w:val="Xd Quote List 2"/>
+    <w:basedOn w:val="Normal"/>
+    <w:qFormat/>
+    <w:pPr>
+      <w:spacing w:before="0" w:after="0" w:line="299" w:lineRule="exact"/>
+      <w:ind w:left="2160" w:right="720" w:hanging="720"/>
+    </w:pPr>
+  </w:style>
+  <w:style w:type="paragraph" w:customStyle="1" w:styleId="XdQuoteList3">
+    <w:name w:val="Xd Quote List 3"/>
+    <w:basedOn w:val="Normal"/>
+    <w:qFormat/>
+    <w:pPr>
+      <w:spacing w:before="0" w:after="0" w:line="299" w:lineRule="exact"/>
+      <w:ind w:left="2880" w:right="720" w:hanging="720"/>
     </w:pPr>
   </w:style>
   <w:style w:type="paragraph" w:customStyle="1" w:styleId="XdTail">

--- a/courts/eighth-circuit/missouri/state/court-of-appeals-western-district/amicus-brief/usage/OUTPUT-amicus-brief.docx
+++ b/courts/eighth-circuit/missouri/state/court-of-appeals-western-district/amicus-brief/usage/OUTPUT-amicus-brief.docx
@@ -10633,7 +10633,7 @@
         <w:t xml:space="preserve"> </w:t>
       </w:r>
       <w:r>
-        <w:t xml:space="preserve">“because of such individual’s . . . sex[.]”</w:t>
+        <w:t xml:space="preserve">“because of such individual’s ⁠. ⁠. ⁠. sex[.]”</w:t>
       </w:r>
       <w:r>
         <w:t xml:space="preserve"> </w:t>
@@ -11511,7 +11511,7 @@
         <w:t xml:space="preserve"> </w:t>
       </w:r>
       <w:r>
-        <w:t xml:space="preserve">“employers who discriminate against men because they . . . act femininely, are also engaging in sex discrimination, because the discrimination would not occur but for the victim’s sex”</w:t>
+        <w:t xml:space="preserve">“employers who discriminate against men because they ⁠. ⁠. ⁠. act femininely, are also engaging in sex discrimination, because the discrimination would not occur but for the victim’s sex”</w:t>
       </w:r>
       <w:r>
         <w:t xml:space="preserve">);</w:t>
@@ -16386,7 +16386,7 @@
         <w:t xml:space="preserve"> </w:t>
       </w:r>
       <w:r>
-        <w:t xml:space="preserve">“[i]t shall be an unlawful employment practice … [f]or an employer . . . to discriminate against any individual with respect to his compensation, terms, conditions, or privileges of employment, because of such individual’s race, color, religion, national origin, sex, ancestry, age or disability[.]”</w:t>
+        <w:t xml:space="preserve">“[i]t shall be an unlawful employment practice … [f]or an employer ⁠. ⁠. ⁠. to discriminate against any individual with respect to his compensation, terms, conditions, or privileges of employment, because of such individual’s race, color, religion, national origin, sex, ancestry, age or disability[.]”</w:t>
       </w:r>
       <w:r>
         <w:t xml:space="preserve"> </w:t>
@@ -16404,7 +16404,7 @@
         <w:t xml:space="preserve"> </w:t>
       </w:r>
       <w:r>
-        <w:t xml:space="preserve">“[i]t shall be an unlawful employment practice for an employer . . . to discriminate against any individual with respect to his compensation, terms, conditions, or privileges of employment, because of such individual’s race, color, religion, sex, or national origin[.]”</w:t>
+        <w:t xml:space="preserve">“[i]t shall be an unlawful employment practice for an employer ⁠. ⁠. ⁠. to discriminate against any individual with respect to his compensation, terms, conditions, or privileges of employment, because of such individual’s race, color, religion, sex, or national origin[.]”</w:t>
       </w:r>
       <w:r>
         <w:t xml:space="preserve"> </w:t>

--- a/courts/eighth-circuit/missouri/state/court-of-appeals-western-district/amicus-brief/usage/OUTPUT-amicus-brief.docx
+++ b/courts/eighth-circuit/missouri/state/court-of-appeals-western-district/amicus-brief/usage/OUTPUT-amicus-brief.docx
@@ -928,9 +928,7 @@
               <w:t xml:space="preserve"> </w:t>
             </w:r>
             <w:r>
-              <w:t xml:space="preserve">652</w:t>
-              <w:noBreakHyphen/>
-              <w:t xml:space="preserve">3114</w:t>
+              <w:t xml:space="preserve">652-⁠3114</w:t>
             </w:r>
             <w:r>
               <w:t xml:space="preserve"> </w:t>
@@ -952,9 +950,7 @@
               <w:t xml:space="preserve"> </w:t>
             </w:r>
             <w:r>
-              <w:t xml:space="preserve">652</w:t>
-              <w:noBreakHyphen/>
-              <w:t xml:space="preserve">3112</w:t>
+              <w:t xml:space="preserve">652-⁠3112</w:t>
             </w:r>
             <w:r>
               <w:t xml:space="preserve"> </w:t>
@@ -1090,9 +1086,7 @@
               <w:t xml:space="preserve"> </w:t>
             </w:r>
             <w:r>
-              <w:t xml:space="preserve">470</w:t>
-              <w:noBreakHyphen/>
-              <w:t xml:space="preserve">9933</w:t>
+              <w:t xml:space="preserve">470-⁠9933</w:t>
             </w:r>
             <w:r>
               <w:t xml:space="preserve"> </w:t>
@@ -1114,9 +1108,7 @@
               <w:t xml:space="preserve"> </w:t>
             </w:r>
             <w:r>
-              <w:t xml:space="preserve">652</w:t>
-              <w:noBreakHyphen/>
-              <w:t xml:space="preserve">3112</w:t>
+              <w:t xml:space="preserve">652-⁠3112</w:t>
             </w:r>
             <w:r>
               <w:t xml:space="preserve"> </w:t>
@@ -3948,9 +3940,7 @@
         <w:t xml:space="preserve"> </w:t>
       </w:r>
       <w:r>
-        <w:t xml:space="preserve">02-CV</w:t>
-        <w:noBreakHyphen/>
-        <w:t xml:space="preserve">468S,</w:t>
+        <w:t xml:space="preserve">02-CV-⁠468S,</w:t>
       </w:r>
       <w:r>
         <w:t xml:space="preserve"> </w:t>
@@ -4452,9 +4442,7 @@
         <w:t xml:space="preserve"> </w:t>
       </w:r>
       <w:r>
-        <w:t xml:space="preserve">C13</w:t>
-        <w:noBreakHyphen/>
-        <w:t xml:space="preserve">2160</w:t>
+        <w:t xml:space="preserve">C13-⁠2160</w:t>
       </w:r>
       <w:r>
         <w:t xml:space="preserve"> </w:t>
@@ -5226,9 +5214,7 @@
         <w:t xml:space="preserve"> </w:t>
       </w:r>
       <w:r>
-        <w:t xml:space="preserve">4:13-CV</w:t>
-        <w:noBreakHyphen/>
-        <w:t xml:space="preserve">00410</w:t>
+        <w:t xml:space="preserve">4:13-CV-⁠00410</w:t>
       </w:r>
       <w:r>
         <w:t xml:space="preserve"> </w:t>
@@ -5847,9 +5833,7 @@
         <w:t xml:space="preserve"> </w:t>
       </w:r>
       <w:r>
-        <w:t xml:space="preserve">14</w:t>
-        <w:noBreakHyphen/>
-        <w:t xml:space="preserve">0622-CV-W-ODS,</w:t>
+        <w:t xml:space="preserve">14-⁠0622-CV-W-ODS,</w:t>
       </w:r>
       <w:r>
         <w:t xml:space="preserve"> </w:t>
@@ -7612,9 +7596,7 @@
         <w:t xml:space="preserve"> </w:t>
       </w:r>
       <w:r>
-        <w:t xml:space="preserve">4:14-CV</w:t>
-        <w:noBreakHyphen/>
-        <w:t xml:space="preserve">04081-KES,</w:t>
+        <w:t xml:space="preserve">4:14-CV-⁠04081-KES,</w:t>
       </w:r>
       <w:r>
         <w:t xml:space="preserve"> </w:t>
@@ -8768,9 +8750,7 @@
         <w:t xml:space="preserve"> </w:t>
       </w:r>
       <w:r>
-        <w:t xml:space="preserve">2000e</w:t>
-        <w:noBreakHyphen/>
-        <w:t xml:space="preserve">2(a)⁠(1)</w:t>
+        <w:t xml:space="preserve">2000e-⁠2(a)⁠(1)</w:t>
       </w:r>
       <w:r>
         <w:t xml:space="preserve">   </w:t>
@@ -9428,9 +9408,7 @@
         <w:t xml:space="preserve"> </w:t>
       </w:r>
       <w:r>
-        <w:t xml:space="preserve">2013</w:t>
-        <w:noBreakHyphen/>
-        <w:t xml:space="preserve">2016</w:t>
+        <w:t xml:space="preserve">2013-⁠2016</w:t>
       </w:r>
       <w:r>
         <w:t xml:space="preserve">   </w:t>
@@ -9610,13 +9588,7 @@
         <w:t xml:space="preserve">v. Kelly</w:t>
       </w:r>
       <w:r>
-        <w:t xml:space="preserve">, No. 14</w:t>
-      </w:r>
-      <w:r>
-        <w:noBreakHyphen/>
-      </w:r>
-      <w:r>
-        <w:t xml:space="preserve">0622-CV-W-ODS, 2014 WL 5810215 (W.D. Mo. Nov. 7, 2014);</w:t>
+        <w:t xml:space="preserve">, No. 14-⁠0622-CV-W-ODS, 2014 WL 5810215 (W.D. Mo. Nov. 7, 2014);</w:t>
       </w:r>
       <w:r>
         <w:t xml:space="preserve"> </w:t>
@@ -11361,13 +11333,7 @@
         <w:t xml:space="preserve">Co., L.L.C.</w:t>
       </w:r>
       <w:r>
-        <w:t xml:space="preserve">, 731 F.3d 444, 457</w:t>
-      </w:r>
-      <w:r>
-        <w:noBreakHyphen/>
-      </w:r>
-      <w:r>
-        <w:t xml:space="preserve">59 (5th Cir. 2013) (finding that</w:t>
+        <w:t xml:space="preserve">, 731 F.3d 444, 457-⁠59 (5th Cir. 2013) (finding that</w:t>
       </w:r>
       <w:r>
         <w:t xml:space="preserve"> </w:t>
@@ -11527,13 +11493,7 @@
         <w:t xml:space="preserve">Doe</w:t>
       </w:r>
       <w:r>
-        <w:t xml:space="preserve">, 119 F.3d at 580</w:t>
-      </w:r>
-      <w:r>
-        <w:noBreakHyphen/>
-      </w:r>
-      <w:r>
-        <w:t xml:space="preserve">81 (finding that</w:t>
+        <w:t xml:space="preserve">, 119 F.3d at 580-⁠81 (finding that</w:t>
       </w:r>
       <w:r>
         <w:t xml:space="preserve"> </w:t>
@@ -11578,13 +11538,7 @@
         <w:t xml:space="preserve">v. Azteca Rest. Enters.</w:t>
       </w:r>
       <w:r>
-        <w:t xml:space="preserve">, 256 F.3d 864, 874</w:t>
-      </w:r>
-      <w:r>
-        <w:noBreakHyphen/>
-      </w:r>
-      <w:r>
-        <w:t xml:space="preserve">75 (9th Cir. 2001) (finding that harassment of a gay employee</w:t>
+        <w:t xml:space="preserve">, 256 F.3d 864, 874-⁠75 (9th Cir. 2001) (finding that harassment of a gay employee</w:t>
       </w:r>
       <w:r>
         <w:t xml:space="preserve"> </w:t>
@@ -11609,13 +11563,7 @@
         <w:t xml:space="preserve">E.E.O.C. v. Grief Bros. Corp.</w:t>
       </w:r>
       <w:r>
-        <w:t xml:space="preserve">, No. 02-CV</w:t>
-      </w:r>
-      <w:r>
-        <w:noBreakHyphen/>
-      </w:r>
-      <w:r>
-        <w:t xml:space="preserve">468S, 2004 WL 2202641, at *15 (W.D.N.Y. Sept. 30, 2004) (finding that harassment because employee wore an earring, refused to take part in discussions regarding sex with women and</w:t>
+        <w:t xml:space="preserve">, No. 02-CV-⁠468S, 2004 WL 2202641, at *15 (W.D.N.Y. Sept. 30, 2004) (finding that harassment because employee wore an earring, refused to take part in discussions regarding sex with women and</w:t>
       </w:r>
       <w:r>
         <w:t xml:space="preserve"> </w:t>
@@ -11696,13 +11644,7 @@
         <w:t xml:space="preserve">v. Putnam Invs., Inc.</w:t>
       </w:r>
       <w:r>
-        <w:t xml:space="preserve">, 142 F. Supp. 2d 131, 133</w:t>
-      </w:r>
-      <w:r>
-        <w:noBreakHyphen/>
-      </w:r>
-      <w:r>
-        <w:t xml:space="preserve">34 (D. Mass. 2002) (finding that an allegation that supervisor called employee</w:t>
+        <w:t xml:space="preserve">, 142 F. Supp. 2d 131, 133-⁠34 (D. Mass. 2002) (finding that an allegation that supervisor called employee</w:t>
       </w:r>
       <w:r>
         <w:t xml:space="preserve"> </w:t>
@@ -12152,13 +12094,7 @@
         <w:t xml:space="preserve">v. Ohio Bell Telephone Co.</w:t>
       </w:r>
       <w:r>
-        <w:t xml:space="preserve">, 894 F. Supp. 2d 1032, 1037</w:t>
-      </w:r>
-      <w:r>
-        <w:noBreakHyphen/>
-      </w:r>
-      <w:r>
-        <w:t xml:space="preserve">38 (N.D. Ohio 2012), is an example of such a case. Jason Koren</w:t>
+        <w:t xml:space="preserve">, 894 F. Supp. 2d 1032, 1037-⁠38 (N.D. Ohio 2012), is an example of such a case. Jason Koren</w:t>
       </w:r>
       <w:r>
         <w:t xml:space="preserve"> </w:t>
@@ -12281,13 +12217,7 @@
         <w:t xml:space="preserve"> </w:t>
       </w:r>
       <w:r>
-        <w:t xml:space="preserve">at 1217</w:t>
-      </w:r>
-      <w:r>
-        <w:noBreakHyphen/>
-      </w:r>
-      <w:r>
-        <w:t xml:space="preserve">18. The district court found the evidence sufficient to support a claim under Title VII, since it showed that Heller</w:t>
+        <w:t xml:space="preserve">at 1217-⁠18. The district court found the evidence sufficient to support a claim under Title VII, since it showed that Heller</w:t>
       </w:r>
       <w:r>
         <w:t xml:space="preserve"> </w:t>
@@ -12655,13 +12585,7 @@
         <w:t xml:space="preserve">Heller</w:t>
       </w:r>
       <w:r>
-        <w:t xml:space="preserve">, 195 F. Supp. 2d at 1217</w:t>
-      </w:r>
-      <w:r>
-        <w:noBreakHyphen/>
-      </w:r>
-      <w:r>
-        <w:t xml:space="preserve">18. If Heller</w:t>
+        <w:t xml:space="preserve">, 195 F. Supp. 2d at 1217-⁠18. If Heller</w:t>
       </w:r>
       <w:r>
         <w:t xml:space="preserve"> </w:t>
@@ -12754,19 +12678,7 @@
         <w:t xml:space="preserve">Ry. Co.</w:t>
       </w:r>
       <w:r>
-        <w:t xml:space="preserve">, No. C13</w:t>
-      </w:r>
-      <w:r>
-        <w:noBreakHyphen/>
-      </w:r>
-      <w:r>
-        <w:t xml:space="preserve">2160 RSM, 2014 WL 4719007, at *3</w:t>
-      </w:r>
-      <w:r>
-        <w:noBreakHyphen/>
-      </w:r>
-      <w:r>
-        <w:t xml:space="preserve">5 (W.D. Wash. Sept. 22, 2014), the district court reached a similar conclusion in a case where a gay man’s employer denied him spousal health insurance benefits for his male spouse. The district court rejected the employer’s motion to dismiss, finding that the employee had sufficiently</w:t>
+        <w:t xml:space="preserve">, No. C13-⁠2160 RSM, 2014 WL 4719007, at *3-⁠5 (W.D. Wash. Sept. 22, 2014), the district court reached a similar conclusion in a case where a gay man’s employer denied him spousal health insurance benefits for his male spouse. The district court rejected the employer’s motion to dismiss, finding that the employee had sufficiently</w:t>
       </w:r>
       <w:r>
         <w:t xml:space="preserve"> </w:t>
@@ -12937,13 +12849,7 @@
         <w:t xml:space="preserve">v. Crane</w:t>
       </w:r>
       <w:r>
-        <w:t xml:space="preserve">, No. 4:13-CV</w:t>
-      </w:r>
-      <w:r>
-        <w:noBreakHyphen/>
-      </w:r>
-      <w:r>
-        <w:t xml:space="preserve">00410 KGB, 2014 WL 6685391, at *23 (E.D. Ark. Nov. 25, 2014);</w:t>
+        <w:t xml:space="preserve">, No. 4:13-CV-⁠00410 KGB, 2014 WL 6685391, at *23 (E.D. Ark. Nov. 25, 2014);</w:t>
       </w:r>
       <w:r>
         <w:t xml:space="preserve"> </w:t>
@@ -12970,13 +12876,7 @@
         <w:t xml:space="preserve">v. Daugaard</w:t>
       </w:r>
       <w:r>
-        <w:t xml:space="preserve">, No. 4:14-CV</w:t>
-      </w:r>
-      <w:r>
-        <w:noBreakHyphen/>
-      </w:r>
-      <w:r>
-        <w:t xml:space="preserve">04081-KES, 2014 WL 6386903, at *10 (D.S.D. Nov. 14, 2014);</w:t>
+        <w:t xml:space="preserve">, No. 4:14-CV-⁠04081-KES, 2014 WL 6386903, at *10 (D.S.D. Nov. 14, 2014);</w:t>
       </w:r>
       <w:r>
         <w:t xml:space="preserve"> </w:t>
@@ -13003,13 +12903,7 @@
         <w:t xml:space="preserve">v. Kelly</w:t>
       </w:r>
       <w:r>
-        <w:t xml:space="preserve">, No. 14</w:t>
-      </w:r>
-      <w:r>
-        <w:noBreakHyphen/>
-      </w:r>
-      <w:r>
-        <w:t xml:space="preserve">0622-CV-W-ODS, 2014 WL 5810215, at *8 (W.D. Mo. Nov. 7, 2014);</w:t>
+        <w:t xml:space="preserve">, No. 14-⁠0622-CV-W-ODS, 2014 WL 5810215, at *8 (W.D. Mo. Nov. 7, 2014);</w:t>
       </w:r>
       <w:r>
         <w:t xml:space="preserve"> </w:t>
@@ -13662,13 +13556,7 @@
         <w:t xml:space="preserve">Oncale</w:t>
       </w:r>
       <w:r>
-        <w:t xml:space="preserve">, 523 U.S. at 80</w:t>
-      </w:r>
-      <w:r>
-        <w:noBreakHyphen/>
-      </w:r>
-      <w:r>
-        <w:t xml:space="preserve">81).</w:t>
+        <w:t xml:space="preserve">, 523 U.S. at 80-⁠81).</w:t>
       </w:r>
     </w:p>
     <w:p>
@@ -13797,13 +13685,7 @@
         <w:t xml:space="preserve">v. Pacific Tel. &amp; Tel. Co.</w:t>
       </w:r>
       <w:r>
-        <w:t xml:space="preserve">, 608 F.2d 327, 329</w:t>
-      </w:r>
-      <w:r>
-        <w:noBreakHyphen/>
-      </w:r>
-      <w:r>
-        <w:t xml:space="preserve">30, 332 (9th Cir.1979) (finding that Title VII fails to prohibit discrimination on the basis of sexual orientation or</w:t>
+        <w:t xml:space="preserve">, 608 F.2d 327, 329-⁠30, 332 (9th Cir.1979) (finding that Title VII fails to prohibit discrimination on the basis of sexual orientation or</w:t>
       </w:r>
       <w:r>
         <w:t xml:space="preserve"> </w:t>
@@ -14435,13 +14317,7 @@
         <w:t xml:space="preserve">v. U.S. Postal Serv.</w:t>
       </w:r>
       <w:r>
-        <w:t xml:space="preserve">, EEOC Request No. 0520110649, 2011 WL 6960810, at *2</w:t>
-      </w:r>
-      <w:r>
-        <w:noBreakHyphen/>
-      </w:r>
-      <w:r>
-        <w:t xml:space="preserve">3 (Dec. 20, 2011) (finding gender stereotyping based in part on evidence of offensive and derogatory comments regarding employee’s sexual relationships with women);</w:t>
+        <w:t xml:space="preserve">, EEOC Request No. 0520110649, 2011 WL 6960810, at *2-⁠3 (Dec. 20, 2011) (finding gender stereotyping based in part on evidence of offensive and derogatory comments regarding employee’s sexual relationships with women);</w:t>
       </w:r>
       <w:r>
         <w:t xml:space="preserve"> </w:t>
@@ -14537,13 +14413,7 @@
         <w:t xml:space="preserve"> </w:t>
       </w:r>
       <w:r>
-        <w:t xml:space="preserve">for FY 2013</w:t>
-      </w:r>
-      <w:r>
-        <w:noBreakHyphen/>
-      </w:r>
-      <w:r>
-        <w:t xml:space="preserve">2016,</w:t>
+        <w:t xml:space="preserve">for FY 2013-⁠2016,</w:t>
       </w:r>
       <w:r>
         <w:t xml:space="preserve"> </w:t>
@@ -15150,13 +15020,7 @@
         <w:t xml:space="preserve">Koren</w:t>
       </w:r>
       <w:r>
-        <w:t xml:space="preserve">, 894 F. Supp. 2d at 1037</w:t>
-      </w:r>
-      <w:r>
-        <w:noBreakHyphen/>
-      </w:r>
-      <w:r>
-        <w:t xml:space="preserve">38;</w:t>
+        <w:t xml:space="preserve">, 894 F. Supp. 2d at 1037-⁠38;</w:t>
       </w:r>
       <w:r>
         <w:t xml:space="preserve"> </w:t>
@@ -15227,13 +15091,7 @@
         <w:t xml:space="preserve">Boh Bros. Const.</w:t>
       </w:r>
       <w:r>
-        <w:t xml:space="preserve">, 731 F.3d at 457</w:t>
-      </w:r>
-      <w:r>
-        <w:noBreakHyphen/>
-      </w:r>
-      <w:r>
-        <w:t xml:space="preserve">59;</w:t>
+        <w:t xml:space="preserve">, 731 F.3d at 457-⁠59;</w:t>
       </w:r>
       <w:r>
         <w:t xml:space="preserve"> </w:t>
@@ -15928,9 +15786,7 @@
               <w:t xml:space="preserve"> </w:t>
             </w:r>
             <w:r>
-              <w:t xml:space="preserve">652</w:t>
-              <w:noBreakHyphen/>
-              <w:t xml:space="preserve">3114</w:t>
+              <w:t xml:space="preserve">652-⁠3114</w:t>
             </w:r>
           </w:p>
           <w:p>
@@ -16089,9 +15945,7 @@
               <w:t xml:space="preserve"> </w:t>
             </w:r>
             <w:r>
-              <w:t xml:space="preserve">470</w:t>
-              <w:noBreakHyphen/>
-              <w:t xml:space="preserve">9933</w:t>
+              <w:t xml:space="preserve">470-⁠9933</w:t>
             </w:r>
           </w:p>
           <w:p>
@@ -16535,13 +16389,7 @@
         <w:t xml:space="preserve"> </w:t>
       </w:r>
       <w:r>
-        <w:t xml:space="preserve">SEX AND REASON, 24</w:t>
-      </w:r>
-      <w:r>
-        <w:noBreakHyphen/>
-      </w:r>
-      <w:r>
-        <w:t xml:space="preserve">25 (1992)). Thus,</w:t>
+        <w:t xml:space="preserve">SEX AND REASON, 24-⁠25 (1992)). Thus,</w:t>
       </w:r>
       <w:r>
         <w:t xml:space="preserve"> </w:t>
@@ -17405,7 +17253,7 @@
     <w:qFormat/>
     <w:pPr>
       <w:keepLines/>
-      <w:spacing w:before="0" w:after="140" w:line="299" w:lineRule="exact"/>
+      <w:spacing w:before="23" w:after="140" w:line="299" w:lineRule="exact"/>
     </w:pPr>
     <w:rPr>
       <w:sz w:val="26"/>
